--- a/7_KI-Basismodule/KI-B4/KI-B4.3.1_Übersicht-Datensätze.docx
+++ b/7_KI-Basismodule/KI-B4/KI-B4.3.1_Übersicht-Datensätze.docx
@@ -1,6 +1,6 @@
 
 <file path=word/document.xml><?xml version="1.0" encoding="utf-8"?>
-<w:document xmlns:wpc="http://schemas.microsoft.com/office/word/2010/wordprocessingCanvas" xmlns:cx="http://schemas.microsoft.com/office/drawing/2014/chartex" xmlns:cx1="http://schemas.microsoft.com/office/drawing/2015/9/8/chartex" xmlns:cx2="http://schemas.microsoft.com/office/drawing/2015/10/21/chartex" xmlns:cx3="http://schemas.microsoft.com/office/drawing/2016/5/9/chartex" xmlns:cx4="http://schemas.microsoft.com/office/drawing/2016/5/10/chartex" xmlns:cx5="http://schemas.microsoft.com/office/drawing/2016/5/11/chartex" xmlns:cx6="http://schemas.microsoft.com/office/drawing/2016/5/12/chartex" xmlns:cx7="http://schemas.microsoft.com/office/drawing/2016/5/13/chartex" xmlns:cx8="http://schemas.microsoft.com/office/drawing/2016/5/14/chartex" xmlns:mc="http://schemas.openxmlformats.org/markup-compatibility/2006" xmlns:aink="http://schemas.microsoft.com/office/drawing/2016/ink" xmlns:am3d="http://schemas.microsoft.com/office/drawing/2017/model3d" xmlns:o="urn:schemas-microsoft-com:office:office" xmlns:r="http://schemas.openxmlformats.org/officeDocument/2006/relationships" xmlns:m="http://schemas.openxmlformats.org/officeDocument/2006/math" xmlns:v="urn:schemas-microsoft-com:vml" xmlns:wp14="http://schemas.microsoft.com/office/word/2010/wordprocessingDrawing" xmlns:wp="http://schemas.openxmlformats.org/drawingml/2006/wordprocessingDrawing" xmlns:w10="urn:schemas-microsoft-com:office:word" xmlns:w="http://schemas.openxmlformats.org/wordprocessingml/2006/main" xmlns:w14="http://schemas.microsoft.com/office/word/2010/wordml" xmlns:w15="http://schemas.microsoft.com/office/word/2012/wordml" xmlns:w16cex="http://schemas.microsoft.com/office/word/2018/wordml/cex" xmlns:w16cid="http://schemas.microsoft.com/office/word/2016/wordml/cid" xmlns:w16="http://schemas.microsoft.com/office/word/2018/wordml" xmlns:w16sdtdh="http://schemas.microsoft.com/office/word/2020/wordml/sdtdatahash" xmlns:w16se="http://schemas.microsoft.com/office/word/2015/wordml/symex" xmlns:wpg="http://schemas.microsoft.com/office/word/2010/wordprocessingGroup" xmlns:wpi="http://schemas.microsoft.com/office/word/2010/wordprocessingInk" xmlns:wne="http://schemas.microsoft.com/office/word/2006/wordml" xmlns:wps="http://schemas.microsoft.com/office/word/2010/wordprocessingShape" mc:Ignorable="w14 w15 w16se w16cid w16 w16cex w16sdtdh wp14">
+<w:document xmlns:wpc="http://schemas.microsoft.com/office/word/2010/wordprocessingCanvas" xmlns:cx="http://schemas.microsoft.com/office/drawing/2014/chartex" xmlns:cx1="http://schemas.microsoft.com/office/drawing/2015/9/8/chartex" xmlns:cx2="http://schemas.microsoft.com/office/drawing/2015/10/21/chartex" xmlns:cx3="http://schemas.microsoft.com/office/drawing/2016/5/9/chartex" xmlns:cx4="http://schemas.microsoft.com/office/drawing/2016/5/10/chartex" xmlns:cx5="http://schemas.microsoft.com/office/drawing/2016/5/11/chartex" xmlns:cx6="http://schemas.microsoft.com/office/drawing/2016/5/12/chartex" xmlns:cx7="http://schemas.microsoft.com/office/drawing/2016/5/13/chartex" xmlns:cx8="http://schemas.microsoft.com/office/drawing/2016/5/14/chartex" xmlns:mc="http://schemas.openxmlformats.org/markup-compatibility/2006" xmlns:aink="http://schemas.microsoft.com/office/drawing/2016/ink" xmlns:am3d="http://schemas.microsoft.com/office/drawing/2017/model3d" xmlns:o="urn:schemas-microsoft-com:office:office" xmlns:oel="http://schemas.microsoft.com/office/2019/extlst" xmlns:r="http://schemas.openxmlformats.org/officeDocument/2006/relationships" xmlns:m="http://schemas.openxmlformats.org/officeDocument/2006/math" xmlns:v="urn:schemas-microsoft-com:vml" xmlns:wp14="http://schemas.microsoft.com/office/word/2010/wordprocessingDrawing" xmlns:wp="http://schemas.openxmlformats.org/drawingml/2006/wordprocessingDrawing" xmlns:w10="urn:schemas-microsoft-com:office:word" xmlns:w="http://schemas.openxmlformats.org/wordprocessingml/2006/main" xmlns:w14="http://schemas.microsoft.com/office/word/2010/wordml" xmlns:w15="http://schemas.microsoft.com/office/word/2012/wordml" xmlns:w16cex="http://schemas.microsoft.com/office/word/2018/wordml/cex" xmlns:w16cid="http://schemas.microsoft.com/office/word/2016/wordml/cid" xmlns:w16="http://schemas.microsoft.com/office/word/2018/wordml" xmlns:w16sdtdh="http://schemas.microsoft.com/office/word/2020/wordml/sdtdatahash" xmlns:w16se="http://schemas.microsoft.com/office/word/2015/wordml/symex" xmlns:wpg="http://schemas.microsoft.com/office/word/2010/wordprocessingGroup" xmlns:wpi="http://schemas.microsoft.com/office/word/2010/wordprocessingInk" xmlns:wne="http://schemas.microsoft.com/office/word/2006/wordml" xmlns:wps="http://schemas.microsoft.com/office/word/2010/wordprocessingShape" mc:Ignorable="w14 w15 w16se w16cid w16 w16cex w16sdtdh wp14">
   <w:body>
     <w:p>
       <w:pPr>
@@ -206,6 +206,7 @@
             <w:pPr>
               <w:pStyle w:val="StandardWeb"/>
               <w:spacing w:before="0" w:beforeAutospacing="0"/>
+              <w:jc w:val="both"/>
               <w:rPr>
                 <w:rFonts w:asciiTheme="minorHAnsi" w:hAnsiTheme="minorHAnsi" w:cstheme="minorHAnsi"/>
                 <w:sz w:val="21"/>
@@ -218,7 +219,7 @@
                 <w:sz w:val="21"/>
                 <w:szCs w:val="21"/>
               </w:rPr>
-              <w:t>In diesem Datensatz lassen sich Faktoren, die zur Fluktuation von Arbeitnehmern führen, entdecken und Fragen wie nach dem Einfluss der Entfernung zum Arbeitsort oder dem durchschnittlichen Monatseinkommen untersuchen. Es handelt sich dabei um einen fiktiven Datensatz, der von IBM erstellt wurde.</w:t>
+              <w:t>In diesem Datensatz lassen sich Faktoren, die zur Fluktuation von Arbeitnehmer</w:t>
             </w:r>
             <w:r>
               <w:rPr>
@@ -226,7 +227,39 @@
                 <w:sz w:val="21"/>
                 <w:szCs w:val="21"/>
               </w:rPr>
-              <w:t xml:space="preserve"> Aufgabe ist es, ein Modell zu trainieren, das abwanderungswillige Mitarbeiter erkennt.</w:t>
+              <w:t>innen und Arbeitnehmern</w:t>
+            </w:r>
+            <w:r>
+              <w:rPr>
+                <w:rFonts w:asciiTheme="minorHAnsi" w:hAnsiTheme="minorHAnsi" w:cstheme="minorHAnsi"/>
+                <w:sz w:val="21"/>
+                <w:szCs w:val="21"/>
+              </w:rPr>
+              <w:t xml:space="preserve"> führen, entdecken und Fragen wie nach dem Einfluss der Entfernung zum Arbeitsort oder dem durchschnittlichen Monatseinkommen untersuchen. Es handelt sich dabei um einen fiktiven Datensatz, der von IBM erstellt wurde.</w:t>
+            </w:r>
+            <w:r>
+              <w:rPr>
+                <w:rFonts w:asciiTheme="minorHAnsi" w:hAnsiTheme="minorHAnsi" w:cstheme="minorHAnsi"/>
+                <w:sz w:val="21"/>
+                <w:szCs w:val="21"/>
+              </w:rPr>
+              <w:t xml:space="preserve"> Aufgabe ist es, ein Modell zu trainieren, das abwanderungswillige Mitarbeiter</w:t>
+            </w:r>
+            <w:r>
+              <w:rPr>
+                <w:rFonts w:asciiTheme="minorHAnsi" w:hAnsiTheme="minorHAnsi" w:cstheme="minorHAnsi"/>
+                <w:sz w:val="21"/>
+                <w:szCs w:val="21"/>
+              </w:rPr>
+              <w:t>*innen</w:t>
+            </w:r>
+            <w:r>
+              <w:rPr>
+                <w:rFonts w:asciiTheme="minorHAnsi" w:hAnsiTheme="minorHAnsi" w:cstheme="minorHAnsi"/>
+                <w:sz w:val="21"/>
+                <w:szCs w:val="21"/>
+              </w:rPr>
+              <w:t xml:space="preserve"> erkennt.</w:t>
             </w:r>
             <w:r>
               <w:rPr>
@@ -262,7 +295,27 @@
                 <w:sz w:val="21"/>
                 <w:szCs w:val="21"/>
               </w:rPr>
-              <w:t>Ziel: Abwanderungswillige Mitarbeiter vorhersagen</w:t>
+              <w:t>Ziel: Abwanderungswillige Mitarbeiter</w:t>
+            </w:r>
+            <w:r>
+              <w:rPr>
+                <w:rFonts w:asciiTheme="minorHAnsi" w:hAnsiTheme="minorHAnsi" w:cstheme="minorHAnsi"/>
+                <w:b/>
+                <w:bCs/>
+                <w:sz w:val="21"/>
+                <w:szCs w:val="21"/>
+              </w:rPr>
+              <w:t>*innen</w:t>
+            </w:r>
+            <w:r>
+              <w:rPr>
+                <w:rFonts w:asciiTheme="minorHAnsi" w:hAnsiTheme="minorHAnsi" w:cstheme="minorHAnsi"/>
+                <w:b/>
+                <w:bCs/>
+                <w:sz w:val="21"/>
+                <w:szCs w:val="21"/>
+              </w:rPr>
+              <w:t xml:space="preserve"> vorhersagen</w:t>
             </w:r>
           </w:p>
         </w:tc>
@@ -326,6 +379,7 @@
             <w:pPr>
               <w:pStyle w:val="StandardWeb"/>
               <w:spacing w:before="0" w:beforeAutospacing="0"/>
+              <w:jc w:val="both"/>
               <w:rPr>
                 <w:rFonts w:asciiTheme="minorHAnsi" w:hAnsiTheme="minorHAnsi" w:cstheme="minorHAnsi"/>
                 <w:sz w:val="21"/>
@@ -410,7 +464,41 @@
                 <w:sz w:val="21"/>
                 <w:szCs w:val="21"/>
               </w:rPr>
-              <w:t xml:space="preserve"> Kundenprofil</w:t>
+              <w:t xml:space="preserve"> </w:t>
+            </w:r>
+            <w:proofErr w:type="spellStart"/>
+            <w:r>
+              <w:rPr>
+                <w:rFonts w:asciiTheme="minorHAnsi" w:hAnsiTheme="minorHAnsi" w:cstheme="minorHAnsi"/>
+                <w:sz w:val="21"/>
+                <w:szCs w:val="21"/>
+              </w:rPr>
+              <w:t>Kund</w:t>
+            </w:r>
+            <w:r>
+              <w:rPr>
+                <w:rFonts w:asciiTheme="minorHAnsi" w:hAnsiTheme="minorHAnsi" w:cstheme="minorHAnsi"/>
+                <w:sz w:val="21"/>
+                <w:szCs w:val="21"/>
+              </w:rPr>
+              <w:t>innenprofile</w:t>
+            </w:r>
+            <w:proofErr w:type="spellEnd"/>
+            <w:r>
+              <w:rPr>
+                <w:rFonts w:asciiTheme="minorHAnsi" w:hAnsiTheme="minorHAnsi" w:cstheme="minorHAnsi"/>
+                <w:sz w:val="21"/>
+                <w:szCs w:val="21"/>
+              </w:rPr>
+              <w:t xml:space="preserve"> und Kund</w:t>
+            </w:r>
+            <w:r>
+              <w:rPr>
+                <w:rFonts w:asciiTheme="minorHAnsi" w:hAnsiTheme="minorHAnsi" w:cstheme="minorHAnsi"/>
+                <w:sz w:val="21"/>
+                <w:szCs w:val="21"/>
+              </w:rPr>
+              <w:t>enprofil</w:t>
             </w:r>
             <w:r>
               <w:rPr>
@@ -462,7 +550,27 @@
                 <w:sz w:val="21"/>
                 <w:szCs w:val="21"/>
               </w:rPr>
-              <w:t>Ziel: Potenzielle Kunden für Festgeldanlagen vorhersagen</w:t>
+              <w:t>Ziel: Potenzielle Kund</w:t>
+            </w:r>
+            <w:r>
+              <w:rPr>
+                <w:rFonts w:asciiTheme="minorHAnsi" w:hAnsiTheme="minorHAnsi" w:cstheme="minorHAnsi"/>
+                <w:b/>
+                <w:bCs/>
+                <w:sz w:val="21"/>
+                <w:szCs w:val="21"/>
+              </w:rPr>
+              <w:t>innen und Kunden</w:t>
+            </w:r>
+            <w:r>
+              <w:rPr>
+                <w:rFonts w:asciiTheme="minorHAnsi" w:hAnsiTheme="minorHAnsi" w:cstheme="minorHAnsi"/>
+                <w:b/>
+                <w:bCs/>
+                <w:sz w:val="21"/>
+                <w:szCs w:val="21"/>
+              </w:rPr>
+              <w:t xml:space="preserve"> für Festgeldanlagen vorhersagen</w:t>
             </w:r>
           </w:p>
         </w:tc>
@@ -536,6 +644,7 @@
             <w:pPr>
               <w:pStyle w:val="StandardWeb"/>
               <w:spacing w:before="0" w:beforeAutospacing="0"/>
+              <w:jc w:val="both"/>
               <w:rPr>
                 <w:rFonts w:asciiTheme="minorHAnsi" w:hAnsiTheme="minorHAnsi" w:cstheme="minorHAnsi"/>
                 <w:sz w:val="21"/>
@@ -672,6 +781,7 @@
             <w:pPr>
               <w:pStyle w:val="StandardWeb"/>
               <w:spacing w:before="0" w:beforeAutospacing="0"/>
+              <w:jc w:val="both"/>
               <w:rPr>
                 <w:rFonts w:asciiTheme="minorHAnsi" w:hAnsiTheme="minorHAnsi" w:cstheme="minorHAnsi"/>
                 <w:sz w:val="21"/>
@@ -832,6 +942,7 @@
             <w:pPr>
               <w:pStyle w:val="StandardWeb"/>
               <w:spacing w:before="0" w:beforeAutospacing="0"/>
+              <w:jc w:val="both"/>
               <w:rPr>
                 <w:rFonts w:asciiTheme="minorHAnsi" w:hAnsiTheme="minorHAnsi" w:cstheme="minorHAnsi"/>
               </w:rPr>
@@ -898,7 +1009,39 @@
                 <w:sz w:val="22"/>
                 <w:szCs w:val="22"/>
               </w:rPr>
-              <w:t>, ob der/die Schüler/in den Kurs besteh</w:t>
+              <w:t>, ob der</w:t>
+            </w:r>
+            <w:r>
+              <w:rPr>
+                <w:rFonts w:asciiTheme="minorHAnsi" w:hAnsiTheme="minorHAnsi" w:cstheme="minorHAnsi"/>
+                <w:sz w:val="22"/>
+                <w:szCs w:val="22"/>
+              </w:rPr>
+              <w:t>*</w:t>
+            </w:r>
+            <w:r>
+              <w:rPr>
+                <w:rFonts w:asciiTheme="minorHAnsi" w:hAnsiTheme="minorHAnsi" w:cstheme="minorHAnsi"/>
+                <w:sz w:val="22"/>
+                <w:szCs w:val="22"/>
+              </w:rPr>
+              <w:t>die Schüler</w:t>
+            </w:r>
+            <w:r>
+              <w:rPr>
+                <w:rFonts w:asciiTheme="minorHAnsi" w:hAnsiTheme="minorHAnsi" w:cstheme="minorHAnsi"/>
+                <w:sz w:val="22"/>
+                <w:szCs w:val="22"/>
+              </w:rPr>
+              <w:t>*</w:t>
+            </w:r>
+            <w:r>
+              <w:rPr>
+                <w:rFonts w:asciiTheme="minorHAnsi" w:hAnsiTheme="minorHAnsi" w:cstheme="minorHAnsi"/>
+                <w:sz w:val="22"/>
+                <w:szCs w:val="22"/>
+              </w:rPr>
+              <w:t>in den Kurs besteh</w:t>
             </w:r>
             <w:r>
               <w:rPr>
@@ -908,9 +1051,18 @@
               </w:rPr>
               <w:t>en wird</w:t>
             </w:r>
+            <w:r>
+              <w:rPr>
+                <w:rFonts w:asciiTheme="minorHAnsi" w:hAnsiTheme="minorHAnsi" w:cstheme="minorHAnsi"/>
+                <w:sz w:val="22"/>
+                <w:szCs w:val="22"/>
+              </w:rPr>
+              <w:t>.</w:t>
+            </w:r>
           </w:p>
           <w:p>
             <w:pPr>
+              <w:jc w:val="both"/>
               <w:rPr>
                 <w:rFonts w:asciiTheme="minorHAnsi" w:hAnsiTheme="minorHAnsi" w:cstheme="minorHAnsi"/>
                 <w:i/>
@@ -996,12 +1148,8 @@
     </w:tbl>
     <w:p/>
     <w:sectPr>
-      <w:headerReference w:type="even" r:id="rId8"/>
-      <w:headerReference w:type="default" r:id="rId9"/>
-      <w:footerReference w:type="even" r:id="rId10"/>
-      <w:footerReference w:type="default" r:id="rId11"/>
-      <w:headerReference w:type="first" r:id="rId12"/>
-      <w:footerReference w:type="first" r:id="rId13"/>
+      <w:headerReference w:type="default" r:id="rId8"/>
+      <w:footerReference w:type="default" r:id="rId9"/>
       <w:pgSz w:w="11906" w:h="16838"/>
       <w:pgMar w:top="1134" w:right="1531" w:bottom="1276" w:left="1531" w:header="284" w:footer="284" w:gutter="0"/>
       <w:cols w:space="708"/>
@@ -1012,7 +1160,7 @@
 </file>
 
 <file path=word/endnotes.xml><?xml version="1.0" encoding="utf-8"?>
-<w:endnotes xmlns:wpc="http://schemas.microsoft.com/office/word/2010/wordprocessingCanvas" xmlns:cx="http://schemas.microsoft.com/office/drawing/2014/chartex" xmlns:cx1="http://schemas.microsoft.com/office/drawing/2015/9/8/chartex" xmlns:cx2="http://schemas.microsoft.com/office/drawing/2015/10/21/chartex" xmlns:cx3="http://schemas.microsoft.com/office/drawing/2016/5/9/chartex" xmlns:cx4="http://schemas.microsoft.com/office/drawing/2016/5/10/chartex" xmlns:cx5="http://schemas.microsoft.com/office/drawing/2016/5/11/chartex" xmlns:cx6="http://schemas.microsoft.com/office/drawing/2016/5/12/chartex" xmlns:cx7="http://schemas.microsoft.com/office/drawing/2016/5/13/chartex" xmlns:cx8="http://schemas.microsoft.com/office/drawing/2016/5/14/chartex" xmlns:mc="http://schemas.openxmlformats.org/markup-compatibility/2006" xmlns:aink="http://schemas.microsoft.com/office/drawing/2016/ink" xmlns:am3d="http://schemas.microsoft.com/office/drawing/2017/model3d" xmlns:o="urn:schemas-microsoft-com:office:office" xmlns:r="http://schemas.openxmlformats.org/officeDocument/2006/relationships" xmlns:m="http://schemas.openxmlformats.org/officeDocument/2006/math" xmlns:v="urn:schemas-microsoft-com:vml" xmlns:wp14="http://schemas.microsoft.com/office/word/2010/wordprocessingDrawing" xmlns:wp="http://schemas.openxmlformats.org/drawingml/2006/wordprocessingDrawing" xmlns:w10="urn:schemas-microsoft-com:office:word" xmlns:w="http://schemas.openxmlformats.org/wordprocessingml/2006/main" xmlns:w14="http://schemas.microsoft.com/office/word/2010/wordml" xmlns:w15="http://schemas.microsoft.com/office/word/2012/wordml" xmlns:w16cex="http://schemas.microsoft.com/office/word/2018/wordml/cex" xmlns:w16cid="http://schemas.microsoft.com/office/word/2016/wordml/cid" xmlns:w16="http://schemas.microsoft.com/office/word/2018/wordml" xmlns:w16sdtdh="http://schemas.microsoft.com/office/word/2020/wordml/sdtdatahash" xmlns:w16se="http://schemas.microsoft.com/office/word/2015/wordml/symex" xmlns:wpg="http://schemas.microsoft.com/office/word/2010/wordprocessingGroup" xmlns:wpi="http://schemas.microsoft.com/office/word/2010/wordprocessingInk" xmlns:wne="http://schemas.microsoft.com/office/word/2006/wordml" xmlns:wps="http://schemas.microsoft.com/office/word/2010/wordprocessingShape" mc:Ignorable="w14 w15 w16se w16cid w16 w16cex w16sdtdh wp14">
+<w:endnotes xmlns:wpc="http://schemas.microsoft.com/office/word/2010/wordprocessingCanvas" xmlns:cx="http://schemas.microsoft.com/office/drawing/2014/chartex" xmlns:cx1="http://schemas.microsoft.com/office/drawing/2015/9/8/chartex" xmlns:cx2="http://schemas.microsoft.com/office/drawing/2015/10/21/chartex" xmlns:cx3="http://schemas.microsoft.com/office/drawing/2016/5/9/chartex" xmlns:cx4="http://schemas.microsoft.com/office/drawing/2016/5/10/chartex" xmlns:cx5="http://schemas.microsoft.com/office/drawing/2016/5/11/chartex" xmlns:cx6="http://schemas.microsoft.com/office/drawing/2016/5/12/chartex" xmlns:cx7="http://schemas.microsoft.com/office/drawing/2016/5/13/chartex" xmlns:cx8="http://schemas.microsoft.com/office/drawing/2016/5/14/chartex" xmlns:mc="http://schemas.openxmlformats.org/markup-compatibility/2006" xmlns:aink="http://schemas.microsoft.com/office/drawing/2016/ink" xmlns:am3d="http://schemas.microsoft.com/office/drawing/2017/model3d" xmlns:o="urn:schemas-microsoft-com:office:office" xmlns:oel="http://schemas.microsoft.com/office/2019/extlst" xmlns:r="http://schemas.openxmlformats.org/officeDocument/2006/relationships" xmlns:m="http://schemas.openxmlformats.org/officeDocument/2006/math" xmlns:v="urn:schemas-microsoft-com:vml" xmlns:wp14="http://schemas.microsoft.com/office/word/2010/wordprocessingDrawing" xmlns:wp="http://schemas.openxmlformats.org/drawingml/2006/wordprocessingDrawing" xmlns:w10="urn:schemas-microsoft-com:office:word" xmlns:w="http://schemas.openxmlformats.org/wordprocessingml/2006/main" xmlns:w14="http://schemas.microsoft.com/office/word/2010/wordml" xmlns:w15="http://schemas.microsoft.com/office/word/2012/wordml" xmlns:w16cex="http://schemas.microsoft.com/office/word/2018/wordml/cex" xmlns:w16cid="http://schemas.microsoft.com/office/word/2016/wordml/cid" xmlns:w16="http://schemas.microsoft.com/office/word/2018/wordml" xmlns:w16sdtdh="http://schemas.microsoft.com/office/word/2020/wordml/sdtdatahash" xmlns:w16se="http://schemas.microsoft.com/office/word/2015/wordml/symex" xmlns:wpg="http://schemas.microsoft.com/office/word/2010/wordprocessingGroup" xmlns:wpi="http://schemas.microsoft.com/office/word/2010/wordprocessingInk" xmlns:wne="http://schemas.microsoft.com/office/word/2006/wordml" xmlns:wps="http://schemas.microsoft.com/office/word/2010/wordprocessingShape" mc:Ignorable="w14 w15 w16se w16cid w16 w16cex w16sdtdh wp14">
   <w:endnote w:type="separator" w:id="-1">
     <w:p>
       <w:r>
@@ -1031,17 +1179,7 @@
 </file>
 
 <file path=word/footer1.xml><?xml version="1.0" encoding="utf-8"?>
-<w:ftr xmlns:wpc="http://schemas.microsoft.com/office/word/2010/wordprocessingCanvas" xmlns:cx="http://schemas.microsoft.com/office/drawing/2014/chartex" xmlns:cx1="http://schemas.microsoft.com/office/drawing/2015/9/8/chartex" xmlns:cx2="http://schemas.microsoft.com/office/drawing/2015/10/21/chartex" xmlns:cx3="http://schemas.microsoft.com/office/drawing/2016/5/9/chartex" xmlns:cx4="http://schemas.microsoft.com/office/drawing/2016/5/10/chartex" xmlns:cx5="http://schemas.microsoft.com/office/drawing/2016/5/11/chartex" xmlns:cx6="http://schemas.microsoft.com/office/drawing/2016/5/12/chartex" xmlns:cx7="http://schemas.microsoft.com/office/drawing/2016/5/13/chartex" xmlns:cx8="http://schemas.microsoft.com/office/drawing/2016/5/14/chartex" xmlns:mc="http://schemas.openxmlformats.org/markup-compatibility/2006" xmlns:aink="http://schemas.microsoft.com/office/drawing/2016/ink" xmlns:am3d="http://schemas.microsoft.com/office/drawing/2017/model3d" xmlns:o="urn:schemas-microsoft-com:office:office" xmlns:r="http://schemas.openxmlformats.org/officeDocument/2006/relationships" xmlns:m="http://schemas.openxmlformats.org/officeDocument/2006/math" xmlns:v="urn:schemas-microsoft-com:vml" xmlns:wp14="http://schemas.microsoft.com/office/word/2010/wordprocessingDrawing" xmlns:wp="http://schemas.openxmlformats.org/drawingml/2006/wordprocessingDrawing" xmlns:w10="urn:schemas-microsoft-com:office:word" xmlns:w="http://schemas.openxmlformats.org/wordprocessingml/2006/main" xmlns:w14="http://schemas.microsoft.com/office/word/2010/wordml" xmlns:w15="http://schemas.microsoft.com/office/word/2012/wordml" xmlns:w16cex="http://schemas.microsoft.com/office/word/2018/wordml/cex" xmlns:w16cid="http://schemas.microsoft.com/office/word/2016/wordml/cid" xmlns:w16="http://schemas.microsoft.com/office/word/2018/wordml" xmlns:w16sdtdh="http://schemas.microsoft.com/office/word/2020/wordml/sdtdatahash" xmlns:w16se="http://schemas.microsoft.com/office/word/2015/wordml/symex" xmlns:wpg="http://schemas.microsoft.com/office/word/2010/wordprocessingGroup" xmlns:wpi="http://schemas.microsoft.com/office/word/2010/wordprocessingInk" xmlns:wne="http://schemas.microsoft.com/office/word/2006/wordml" xmlns:wps="http://schemas.microsoft.com/office/word/2010/wordprocessingShape" mc:Ignorable="w14 w15 w16se w16cid w16 w16cex w16sdtdh wp14">
-  <w:p>
-    <w:pPr>
-      <w:pStyle w:val="Fuzeile"/>
-    </w:pPr>
-  </w:p>
-</w:ftr>
-</file>
-
-<file path=word/footer2.xml><?xml version="1.0" encoding="utf-8"?>
-<w:ftr xmlns:wpc="http://schemas.microsoft.com/office/word/2010/wordprocessingCanvas" xmlns:cx="http://schemas.microsoft.com/office/drawing/2014/chartex" xmlns:cx1="http://schemas.microsoft.com/office/drawing/2015/9/8/chartex" xmlns:cx2="http://schemas.microsoft.com/office/drawing/2015/10/21/chartex" xmlns:cx3="http://schemas.microsoft.com/office/drawing/2016/5/9/chartex" xmlns:cx4="http://schemas.microsoft.com/office/drawing/2016/5/10/chartex" xmlns:cx5="http://schemas.microsoft.com/office/drawing/2016/5/11/chartex" xmlns:cx6="http://schemas.microsoft.com/office/drawing/2016/5/12/chartex" xmlns:cx7="http://schemas.microsoft.com/office/drawing/2016/5/13/chartex" xmlns:cx8="http://schemas.microsoft.com/office/drawing/2016/5/14/chartex" xmlns:mc="http://schemas.openxmlformats.org/markup-compatibility/2006" xmlns:aink="http://schemas.microsoft.com/office/drawing/2016/ink" xmlns:am3d="http://schemas.microsoft.com/office/drawing/2017/model3d" xmlns:o="urn:schemas-microsoft-com:office:office" xmlns:r="http://schemas.openxmlformats.org/officeDocument/2006/relationships" xmlns:m="http://schemas.openxmlformats.org/officeDocument/2006/math" xmlns:v="urn:schemas-microsoft-com:vml" xmlns:wp14="http://schemas.microsoft.com/office/word/2010/wordprocessingDrawing" xmlns:wp="http://schemas.openxmlformats.org/drawingml/2006/wordprocessingDrawing" xmlns:w10="urn:schemas-microsoft-com:office:word" xmlns:w="http://schemas.openxmlformats.org/wordprocessingml/2006/main" xmlns:w14="http://schemas.microsoft.com/office/word/2010/wordml" xmlns:w15="http://schemas.microsoft.com/office/word/2012/wordml" xmlns:w16cex="http://schemas.microsoft.com/office/word/2018/wordml/cex" xmlns:w16cid="http://schemas.microsoft.com/office/word/2016/wordml/cid" xmlns:w16="http://schemas.microsoft.com/office/word/2018/wordml" xmlns:w16sdtdh="http://schemas.microsoft.com/office/word/2020/wordml/sdtdatahash" xmlns:w16se="http://schemas.microsoft.com/office/word/2015/wordml/symex" xmlns:wpg="http://schemas.microsoft.com/office/word/2010/wordprocessingGroup" xmlns:wpi="http://schemas.microsoft.com/office/word/2010/wordprocessingInk" xmlns:wne="http://schemas.microsoft.com/office/word/2006/wordml" xmlns:wps="http://schemas.microsoft.com/office/word/2010/wordprocessingShape" mc:Ignorable="w14 w15 w16se w16cid w16 w16cex w16sdtdh wp14">
+<w:ftr xmlns:wpc="http://schemas.microsoft.com/office/word/2010/wordprocessingCanvas" xmlns:cx="http://schemas.microsoft.com/office/drawing/2014/chartex" xmlns:cx1="http://schemas.microsoft.com/office/drawing/2015/9/8/chartex" xmlns:cx2="http://schemas.microsoft.com/office/drawing/2015/10/21/chartex" xmlns:cx3="http://schemas.microsoft.com/office/drawing/2016/5/9/chartex" xmlns:cx4="http://schemas.microsoft.com/office/drawing/2016/5/10/chartex" xmlns:cx5="http://schemas.microsoft.com/office/drawing/2016/5/11/chartex" xmlns:cx6="http://schemas.microsoft.com/office/drawing/2016/5/12/chartex" xmlns:cx7="http://schemas.microsoft.com/office/drawing/2016/5/13/chartex" xmlns:cx8="http://schemas.microsoft.com/office/drawing/2016/5/14/chartex" xmlns:mc="http://schemas.openxmlformats.org/markup-compatibility/2006" xmlns:aink="http://schemas.microsoft.com/office/drawing/2016/ink" xmlns:am3d="http://schemas.microsoft.com/office/drawing/2017/model3d" xmlns:o="urn:schemas-microsoft-com:office:office" xmlns:oel="http://schemas.microsoft.com/office/2019/extlst" xmlns:r="http://schemas.openxmlformats.org/officeDocument/2006/relationships" xmlns:m="http://schemas.openxmlformats.org/officeDocument/2006/math" xmlns:v="urn:schemas-microsoft-com:vml" xmlns:wp14="http://schemas.microsoft.com/office/word/2010/wordprocessingDrawing" xmlns:wp="http://schemas.openxmlformats.org/drawingml/2006/wordprocessingDrawing" xmlns:w10="urn:schemas-microsoft-com:office:word" xmlns:w="http://schemas.openxmlformats.org/wordprocessingml/2006/main" xmlns:w14="http://schemas.microsoft.com/office/word/2010/wordml" xmlns:w15="http://schemas.microsoft.com/office/word/2012/wordml" xmlns:w16cex="http://schemas.microsoft.com/office/word/2018/wordml/cex" xmlns:w16cid="http://schemas.microsoft.com/office/word/2016/wordml/cid" xmlns:w16="http://schemas.microsoft.com/office/word/2018/wordml" xmlns:w16sdtdh="http://schemas.microsoft.com/office/word/2020/wordml/sdtdatahash" xmlns:w16se="http://schemas.microsoft.com/office/word/2015/wordml/symex" xmlns:wpg="http://schemas.microsoft.com/office/word/2010/wordprocessingGroup" xmlns:wpi="http://schemas.microsoft.com/office/word/2010/wordprocessingInk" xmlns:wne="http://schemas.microsoft.com/office/word/2006/wordml" xmlns:wps="http://schemas.microsoft.com/office/word/2010/wordprocessingShape" mc:Ignorable="w14 w15 w16se w16cid w16 w16cex w16sdtdh wp14">
   <w:p>
     <w:pPr>
       <w:pStyle w:val="Kopfzeile"/>
@@ -1417,42 +1555,16 @@
       <w:rPr>
         <w:sz w:val="18"/>
       </w:rPr>
-      <w:t xml:space="preserve">zuletzt aktualisiert am </w:t>
+      <w:t>zuletzt aktualisiert a</w:t>
     </w:r>
     <w:r>
       <w:rPr>
         <w:sz w:val="18"/>
       </w:rPr>
-      <w:fldChar w:fldCharType="begin"/>
+      <w:t xml:space="preserve">m 03.07.2023 </w:t>
     </w:r>
     <w:r>
       <w:rPr>
-        <w:sz w:val="18"/>
-      </w:rPr>
-      <w:instrText xml:space="preserve"> TIME \@ "dd.MM.yy" </w:instrText>
-    </w:r>
-    <w:r>
-      <w:rPr>
-        <w:sz w:val="18"/>
-      </w:rPr>
-      <w:fldChar w:fldCharType="separate"/>
-    </w:r>
-    <w:r>
-      <w:rPr>
-        <w:noProof/>
-        <w:sz w:val="18"/>
-      </w:rPr>
-      <w:t>04.02.22</w:t>
-    </w:r>
-    <w:r>
-      <w:rPr>
-        <w:sz w:val="18"/>
-      </w:rPr>
-      <w:fldChar w:fldCharType="end"/>
-    </w:r>
-    <w:r>
-      <w:rPr>
-        <w:i/>
         <w:sz w:val="18"/>
       </w:rPr>
       <w:tab/>
@@ -1536,18 +1648,8 @@
 </w:ftr>
 </file>
 
-<file path=word/footer3.xml><?xml version="1.0" encoding="utf-8"?>
-<w:ftr xmlns:wpc="http://schemas.microsoft.com/office/word/2010/wordprocessingCanvas" xmlns:cx="http://schemas.microsoft.com/office/drawing/2014/chartex" xmlns:cx1="http://schemas.microsoft.com/office/drawing/2015/9/8/chartex" xmlns:cx2="http://schemas.microsoft.com/office/drawing/2015/10/21/chartex" xmlns:cx3="http://schemas.microsoft.com/office/drawing/2016/5/9/chartex" xmlns:cx4="http://schemas.microsoft.com/office/drawing/2016/5/10/chartex" xmlns:cx5="http://schemas.microsoft.com/office/drawing/2016/5/11/chartex" xmlns:cx6="http://schemas.microsoft.com/office/drawing/2016/5/12/chartex" xmlns:cx7="http://schemas.microsoft.com/office/drawing/2016/5/13/chartex" xmlns:cx8="http://schemas.microsoft.com/office/drawing/2016/5/14/chartex" xmlns:mc="http://schemas.openxmlformats.org/markup-compatibility/2006" xmlns:aink="http://schemas.microsoft.com/office/drawing/2016/ink" xmlns:am3d="http://schemas.microsoft.com/office/drawing/2017/model3d" xmlns:o="urn:schemas-microsoft-com:office:office" xmlns:r="http://schemas.openxmlformats.org/officeDocument/2006/relationships" xmlns:m="http://schemas.openxmlformats.org/officeDocument/2006/math" xmlns:v="urn:schemas-microsoft-com:vml" xmlns:wp14="http://schemas.microsoft.com/office/word/2010/wordprocessingDrawing" xmlns:wp="http://schemas.openxmlformats.org/drawingml/2006/wordprocessingDrawing" xmlns:w10="urn:schemas-microsoft-com:office:word" xmlns:w="http://schemas.openxmlformats.org/wordprocessingml/2006/main" xmlns:w14="http://schemas.microsoft.com/office/word/2010/wordml" xmlns:w15="http://schemas.microsoft.com/office/word/2012/wordml" xmlns:w16cex="http://schemas.microsoft.com/office/word/2018/wordml/cex" xmlns:w16cid="http://schemas.microsoft.com/office/word/2016/wordml/cid" xmlns:w16="http://schemas.microsoft.com/office/word/2018/wordml" xmlns:w16sdtdh="http://schemas.microsoft.com/office/word/2020/wordml/sdtdatahash" xmlns:w16se="http://schemas.microsoft.com/office/word/2015/wordml/symex" xmlns:wpg="http://schemas.microsoft.com/office/word/2010/wordprocessingGroup" xmlns:wpi="http://schemas.microsoft.com/office/word/2010/wordprocessingInk" xmlns:wne="http://schemas.microsoft.com/office/word/2006/wordml" xmlns:wps="http://schemas.microsoft.com/office/word/2010/wordprocessingShape" mc:Ignorable="w14 w15 w16se w16cid w16 w16cex w16sdtdh wp14">
-  <w:p>
-    <w:pPr>
-      <w:pStyle w:val="Fuzeile"/>
-    </w:pPr>
-  </w:p>
-</w:ftr>
-</file>
-
 <file path=word/footnotes.xml><?xml version="1.0" encoding="utf-8"?>
-<w:footnotes xmlns:wpc="http://schemas.microsoft.com/office/word/2010/wordprocessingCanvas" xmlns:cx="http://schemas.microsoft.com/office/drawing/2014/chartex" xmlns:cx1="http://schemas.microsoft.com/office/drawing/2015/9/8/chartex" xmlns:cx2="http://schemas.microsoft.com/office/drawing/2015/10/21/chartex" xmlns:cx3="http://schemas.microsoft.com/office/drawing/2016/5/9/chartex" xmlns:cx4="http://schemas.microsoft.com/office/drawing/2016/5/10/chartex" xmlns:cx5="http://schemas.microsoft.com/office/drawing/2016/5/11/chartex" xmlns:cx6="http://schemas.microsoft.com/office/drawing/2016/5/12/chartex" xmlns:cx7="http://schemas.microsoft.com/office/drawing/2016/5/13/chartex" xmlns:cx8="http://schemas.microsoft.com/office/drawing/2016/5/14/chartex" xmlns:mc="http://schemas.openxmlformats.org/markup-compatibility/2006" xmlns:aink="http://schemas.microsoft.com/office/drawing/2016/ink" xmlns:am3d="http://schemas.microsoft.com/office/drawing/2017/model3d" xmlns:o="urn:schemas-microsoft-com:office:office" xmlns:r="http://schemas.openxmlformats.org/officeDocument/2006/relationships" xmlns:m="http://schemas.openxmlformats.org/officeDocument/2006/math" xmlns:v="urn:schemas-microsoft-com:vml" xmlns:wp14="http://schemas.microsoft.com/office/word/2010/wordprocessingDrawing" xmlns:wp="http://schemas.openxmlformats.org/drawingml/2006/wordprocessingDrawing" xmlns:w10="urn:schemas-microsoft-com:office:word" xmlns:w="http://schemas.openxmlformats.org/wordprocessingml/2006/main" xmlns:w14="http://schemas.microsoft.com/office/word/2010/wordml" xmlns:w15="http://schemas.microsoft.com/office/word/2012/wordml" xmlns:w16cex="http://schemas.microsoft.com/office/word/2018/wordml/cex" xmlns:w16cid="http://schemas.microsoft.com/office/word/2016/wordml/cid" xmlns:w16="http://schemas.microsoft.com/office/word/2018/wordml" xmlns:w16sdtdh="http://schemas.microsoft.com/office/word/2020/wordml/sdtdatahash" xmlns:w16se="http://schemas.microsoft.com/office/word/2015/wordml/symex" xmlns:wpg="http://schemas.microsoft.com/office/word/2010/wordprocessingGroup" xmlns:wpi="http://schemas.microsoft.com/office/word/2010/wordprocessingInk" xmlns:wne="http://schemas.microsoft.com/office/word/2006/wordml" xmlns:wps="http://schemas.microsoft.com/office/word/2010/wordprocessingShape" mc:Ignorable="w14 w15 w16se w16cid w16 w16cex w16sdtdh wp14">
+<w:footnotes xmlns:wpc="http://schemas.microsoft.com/office/word/2010/wordprocessingCanvas" xmlns:cx="http://schemas.microsoft.com/office/drawing/2014/chartex" xmlns:cx1="http://schemas.microsoft.com/office/drawing/2015/9/8/chartex" xmlns:cx2="http://schemas.microsoft.com/office/drawing/2015/10/21/chartex" xmlns:cx3="http://schemas.microsoft.com/office/drawing/2016/5/9/chartex" xmlns:cx4="http://schemas.microsoft.com/office/drawing/2016/5/10/chartex" xmlns:cx5="http://schemas.microsoft.com/office/drawing/2016/5/11/chartex" xmlns:cx6="http://schemas.microsoft.com/office/drawing/2016/5/12/chartex" xmlns:cx7="http://schemas.microsoft.com/office/drawing/2016/5/13/chartex" xmlns:cx8="http://schemas.microsoft.com/office/drawing/2016/5/14/chartex" xmlns:mc="http://schemas.openxmlformats.org/markup-compatibility/2006" xmlns:aink="http://schemas.microsoft.com/office/drawing/2016/ink" xmlns:am3d="http://schemas.microsoft.com/office/drawing/2017/model3d" xmlns:o="urn:schemas-microsoft-com:office:office" xmlns:oel="http://schemas.microsoft.com/office/2019/extlst" xmlns:r="http://schemas.openxmlformats.org/officeDocument/2006/relationships" xmlns:m="http://schemas.openxmlformats.org/officeDocument/2006/math" xmlns:v="urn:schemas-microsoft-com:vml" xmlns:wp14="http://schemas.microsoft.com/office/word/2010/wordprocessingDrawing" xmlns:wp="http://schemas.openxmlformats.org/drawingml/2006/wordprocessingDrawing" xmlns:w10="urn:schemas-microsoft-com:office:word" xmlns:w="http://schemas.openxmlformats.org/wordprocessingml/2006/main" xmlns:w14="http://schemas.microsoft.com/office/word/2010/wordml" xmlns:w15="http://schemas.microsoft.com/office/word/2012/wordml" xmlns:w16cex="http://schemas.microsoft.com/office/word/2018/wordml/cex" xmlns:w16cid="http://schemas.microsoft.com/office/word/2016/wordml/cid" xmlns:w16="http://schemas.microsoft.com/office/word/2018/wordml" xmlns:w16sdtdh="http://schemas.microsoft.com/office/word/2020/wordml/sdtdatahash" xmlns:w16se="http://schemas.microsoft.com/office/word/2015/wordml/symex" xmlns:wpg="http://schemas.microsoft.com/office/word/2010/wordprocessingGroup" xmlns:wpi="http://schemas.microsoft.com/office/word/2010/wordprocessingInk" xmlns:wne="http://schemas.microsoft.com/office/word/2006/wordml" xmlns:wps="http://schemas.microsoft.com/office/word/2010/wordprocessingShape" mc:Ignorable="w14 w15 w16se w16cid w16 w16cex w16sdtdh wp14">
   <w:footnote w:type="separator" w:id="-1">
     <w:p>
       <w:r>
@@ -1566,17 +1668,7 @@
 </file>
 
 <file path=word/header1.xml><?xml version="1.0" encoding="utf-8"?>
-<w:hdr xmlns:wpc="http://schemas.microsoft.com/office/word/2010/wordprocessingCanvas" xmlns:cx="http://schemas.microsoft.com/office/drawing/2014/chartex" xmlns:cx1="http://schemas.microsoft.com/office/drawing/2015/9/8/chartex" xmlns:cx2="http://schemas.microsoft.com/office/drawing/2015/10/21/chartex" xmlns:cx3="http://schemas.microsoft.com/office/drawing/2016/5/9/chartex" xmlns:cx4="http://schemas.microsoft.com/office/drawing/2016/5/10/chartex" xmlns:cx5="http://schemas.microsoft.com/office/drawing/2016/5/11/chartex" xmlns:cx6="http://schemas.microsoft.com/office/drawing/2016/5/12/chartex" xmlns:cx7="http://schemas.microsoft.com/office/drawing/2016/5/13/chartex" xmlns:cx8="http://schemas.microsoft.com/office/drawing/2016/5/14/chartex" xmlns:mc="http://schemas.openxmlformats.org/markup-compatibility/2006" xmlns:aink="http://schemas.microsoft.com/office/drawing/2016/ink" xmlns:am3d="http://schemas.microsoft.com/office/drawing/2017/model3d" xmlns:o="urn:schemas-microsoft-com:office:office" xmlns:r="http://schemas.openxmlformats.org/officeDocument/2006/relationships" xmlns:m="http://schemas.openxmlformats.org/officeDocument/2006/math" xmlns:v="urn:schemas-microsoft-com:vml" xmlns:wp14="http://schemas.microsoft.com/office/word/2010/wordprocessingDrawing" xmlns:wp="http://schemas.openxmlformats.org/drawingml/2006/wordprocessingDrawing" xmlns:w10="urn:schemas-microsoft-com:office:word" xmlns:w="http://schemas.openxmlformats.org/wordprocessingml/2006/main" xmlns:w14="http://schemas.microsoft.com/office/word/2010/wordml" xmlns:w15="http://schemas.microsoft.com/office/word/2012/wordml" xmlns:w16cex="http://schemas.microsoft.com/office/word/2018/wordml/cex" xmlns:w16cid="http://schemas.microsoft.com/office/word/2016/wordml/cid" xmlns:w16="http://schemas.microsoft.com/office/word/2018/wordml" xmlns:w16sdtdh="http://schemas.microsoft.com/office/word/2020/wordml/sdtdatahash" xmlns:w16se="http://schemas.microsoft.com/office/word/2015/wordml/symex" xmlns:wpg="http://schemas.microsoft.com/office/word/2010/wordprocessingGroup" xmlns:wpi="http://schemas.microsoft.com/office/word/2010/wordprocessingInk" xmlns:wne="http://schemas.microsoft.com/office/word/2006/wordml" xmlns:wps="http://schemas.microsoft.com/office/word/2010/wordprocessingShape" mc:Ignorable="w14 w15 w16se w16cid w16 w16cex w16sdtdh wp14">
-  <w:p>
-    <w:pPr>
-      <w:pStyle w:val="Kopfzeile"/>
-    </w:pPr>
-  </w:p>
-</w:hdr>
-</file>
-
-<file path=word/header2.xml><?xml version="1.0" encoding="utf-8"?>
-<w:hdr xmlns:wpc="http://schemas.microsoft.com/office/word/2010/wordprocessingCanvas" xmlns:cx="http://schemas.microsoft.com/office/drawing/2014/chartex" xmlns:cx1="http://schemas.microsoft.com/office/drawing/2015/9/8/chartex" xmlns:cx2="http://schemas.microsoft.com/office/drawing/2015/10/21/chartex" xmlns:cx3="http://schemas.microsoft.com/office/drawing/2016/5/9/chartex" xmlns:cx4="http://schemas.microsoft.com/office/drawing/2016/5/10/chartex" xmlns:cx5="http://schemas.microsoft.com/office/drawing/2016/5/11/chartex" xmlns:cx6="http://schemas.microsoft.com/office/drawing/2016/5/12/chartex" xmlns:cx7="http://schemas.microsoft.com/office/drawing/2016/5/13/chartex" xmlns:cx8="http://schemas.microsoft.com/office/drawing/2016/5/14/chartex" xmlns:mc="http://schemas.openxmlformats.org/markup-compatibility/2006" xmlns:aink="http://schemas.microsoft.com/office/drawing/2016/ink" xmlns:am3d="http://schemas.microsoft.com/office/drawing/2017/model3d" xmlns:o="urn:schemas-microsoft-com:office:office" xmlns:r="http://schemas.openxmlformats.org/officeDocument/2006/relationships" xmlns:m="http://schemas.openxmlformats.org/officeDocument/2006/math" xmlns:v="urn:schemas-microsoft-com:vml" xmlns:wp14="http://schemas.microsoft.com/office/word/2010/wordprocessingDrawing" xmlns:wp="http://schemas.openxmlformats.org/drawingml/2006/wordprocessingDrawing" xmlns:w10="urn:schemas-microsoft-com:office:word" xmlns:w="http://schemas.openxmlformats.org/wordprocessingml/2006/main" xmlns:w14="http://schemas.microsoft.com/office/word/2010/wordml" xmlns:w15="http://schemas.microsoft.com/office/word/2012/wordml" xmlns:w16cex="http://schemas.microsoft.com/office/word/2018/wordml/cex" xmlns:w16cid="http://schemas.microsoft.com/office/word/2016/wordml/cid" xmlns:w16="http://schemas.microsoft.com/office/word/2018/wordml" xmlns:w16sdtdh="http://schemas.microsoft.com/office/word/2020/wordml/sdtdatahash" xmlns:w16se="http://schemas.microsoft.com/office/word/2015/wordml/symex" xmlns:wpg="http://schemas.microsoft.com/office/word/2010/wordprocessingGroup" xmlns:wpi="http://schemas.microsoft.com/office/word/2010/wordprocessingInk" xmlns:wne="http://schemas.microsoft.com/office/word/2006/wordml" xmlns:wps="http://schemas.microsoft.com/office/word/2010/wordprocessingShape" mc:Ignorable="w14 w15 w16se w16cid w16 w16cex w16sdtdh wp14">
+<w:hdr xmlns:wpc="http://schemas.microsoft.com/office/word/2010/wordprocessingCanvas" xmlns:cx="http://schemas.microsoft.com/office/drawing/2014/chartex" xmlns:cx1="http://schemas.microsoft.com/office/drawing/2015/9/8/chartex" xmlns:cx2="http://schemas.microsoft.com/office/drawing/2015/10/21/chartex" xmlns:cx3="http://schemas.microsoft.com/office/drawing/2016/5/9/chartex" xmlns:cx4="http://schemas.microsoft.com/office/drawing/2016/5/10/chartex" xmlns:cx5="http://schemas.microsoft.com/office/drawing/2016/5/11/chartex" xmlns:cx6="http://schemas.microsoft.com/office/drawing/2016/5/12/chartex" xmlns:cx7="http://schemas.microsoft.com/office/drawing/2016/5/13/chartex" xmlns:cx8="http://schemas.microsoft.com/office/drawing/2016/5/14/chartex" xmlns:mc="http://schemas.openxmlformats.org/markup-compatibility/2006" xmlns:aink="http://schemas.microsoft.com/office/drawing/2016/ink" xmlns:am3d="http://schemas.microsoft.com/office/drawing/2017/model3d" xmlns:o="urn:schemas-microsoft-com:office:office" xmlns:oel="http://schemas.microsoft.com/office/2019/extlst" xmlns:r="http://schemas.openxmlformats.org/officeDocument/2006/relationships" xmlns:m="http://schemas.openxmlformats.org/officeDocument/2006/math" xmlns:v="urn:schemas-microsoft-com:vml" xmlns:wp14="http://schemas.microsoft.com/office/word/2010/wordprocessingDrawing" xmlns:wp="http://schemas.openxmlformats.org/drawingml/2006/wordprocessingDrawing" xmlns:w10="urn:schemas-microsoft-com:office:word" xmlns:w="http://schemas.openxmlformats.org/wordprocessingml/2006/main" xmlns:w14="http://schemas.microsoft.com/office/word/2010/wordml" xmlns:w15="http://schemas.microsoft.com/office/word/2012/wordml" xmlns:w16cex="http://schemas.microsoft.com/office/word/2018/wordml/cex" xmlns:w16cid="http://schemas.microsoft.com/office/word/2016/wordml/cid" xmlns:w16="http://schemas.microsoft.com/office/word/2018/wordml" xmlns:w16sdtdh="http://schemas.microsoft.com/office/word/2020/wordml/sdtdatahash" xmlns:w16se="http://schemas.microsoft.com/office/word/2015/wordml/symex" xmlns:wpg="http://schemas.microsoft.com/office/word/2010/wordprocessingGroup" xmlns:wpi="http://schemas.microsoft.com/office/word/2010/wordprocessingInk" xmlns:wne="http://schemas.microsoft.com/office/word/2006/wordml" xmlns:wps="http://schemas.microsoft.com/office/word/2010/wordprocessingShape" mc:Ignorable="w14 w15 w16se w16cid w16 w16cex w16sdtdh wp14">
   <w:p>
     <w:pPr>
       <w:pStyle w:val="Kopfzeile"/>
@@ -1879,18 +1971,8 @@
 </w:hdr>
 </file>
 
-<file path=word/header3.xml><?xml version="1.0" encoding="utf-8"?>
-<w:hdr xmlns:wpc="http://schemas.microsoft.com/office/word/2010/wordprocessingCanvas" xmlns:cx="http://schemas.microsoft.com/office/drawing/2014/chartex" xmlns:cx1="http://schemas.microsoft.com/office/drawing/2015/9/8/chartex" xmlns:cx2="http://schemas.microsoft.com/office/drawing/2015/10/21/chartex" xmlns:cx3="http://schemas.microsoft.com/office/drawing/2016/5/9/chartex" xmlns:cx4="http://schemas.microsoft.com/office/drawing/2016/5/10/chartex" xmlns:cx5="http://schemas.microsoft.com/office/drawing/2016/5/11/chartex" xmlns:cx6="http://schemas.microsoft.com/office/drawing/2016/5/12/chartex" xmlns:cx7="http://schemas.microsoft.com/office/drawing/2016/5/13/chartex" xmlns:cx8="http://schemas.microsoft.com/office/drawing/2016/5/14/chartex" xmlns:mc="http://schemas.openxmlformats.org/markup-compatibility/2006" xmlns:aink="http://schemas.microsoft.com/office/drawing/2016/ink" xmlns:am3d="http://schemas.microsoft.com/office/drawing/2017/model3d" xmlns:o="urn:schemas-microsoft-com:office:office" xmlns:r="http://schemas.openxmlformats.org/officeDocument/2006/relationships" xmlns:m="http://schemas.openxmlformats.org/officeDocument/2006/math" xmlns:v="urn:schemas-microsoft-com:vml" xmlns:wp14="http://schemas.microsoft.com/office/word/2010/wordprocessingDrawing" xmlns:wp="http://schemas.openxmlformats.org/drawingml/2006/wordprocessingDrawing" xmlns:w10="urn:schemas-microsoft-com:office:word" xmlns:w="http://schemas.openxmlformats.org/wordprocessingml/2006/main" xmlns:w14="http://schemas.microsoft.com/office/word/2010/wordml" xmlns:w15="http://schemas.microsoft.com/office/word/2012/wordml" xmlns:w16cex="http://schemas.microsoft.com/office/word/2018/wordml/cex" xmlns:w16cid="http://schemas.microsoft.com/office/word/2016/wordml/cid" xmlns:w16="http://schemas.microsoft.com/office/word/2018/wordml" xmlns:w16sdtdh="http://schemas.microsoft.com/office/word/2020/wordml/sdtdatahash" xmlns:w16se="http://schemas.microsoft.com/office/word/2015/wordml/symex" xmlns:wpg="http://schemas.microsoft.com/office/word/2010/wordprocessingGroup" xmlns:wpi="http://schemas.microsoft.com/office/word/2010/wordprocessingInk" xmlns:wne="http://schemas.microsoft.com/office/word/2006/wordml" xmlns:wps="http://schemas.microsoft.com/office/word/2010/wordprocessingShape" mc:Ignorable="w14 w15 w16se w16cid w16 w16cex w16sdtdh wp14">
-  <w:p>
-    <w:pPr>
-      <w:pStyle w:val="Kopfzeile"/>
-    </w:pPr>
-  </w:p>
-</w:hdr>
-</file>
-
 <file path=word/numbering.xml><?xml version="1.0" encoding="utf-8"?>
-<w:numbering xmlns:wpc="http://schemas.microsoft.com/office/word/2010/wordprocessingCanvas" xmlns:cx="http://schemas.microsoft.com/office/drawing/2014/chartex" xmlns:cx1="http://schemas.microsoft.com/office/drawing/2015/9/8/chartex" xmlns:cx2="http://schemas.microsoft.com/office/drawing/2015/10/21/chartex" xmlns:cx3="http://schemas.microsoft.com/office/drawing/2016/5/9/chartex" xmlns:cx4="http://schemas.microsoft.com/office/drawing/2016/5/10/chartex" xmlns:cx5="http://schemas.microsoft.com/office/drawing/2016/5/11/chartex" xmlns:cx6="http://schemas.microsoft.com/office/drawing/2016/5/12/chartex" xmlns:cx7="http://schemas.microsoft.com/office/drawing/2016/5/13/chartex" xmlns:cx8="http://schemas.microsoft.com/office/drawing/2016/5/14/chartex" xmlns:mc="http://schemas.openxmlformats.org/markup-compatibility/2006" xmlns:aink="http://schemas.microsoft.com/office/drawing/2016/ink" xmlns:am3d="http://schemas.microsoft.com/office/drawing/2017/model3d" xmlns:o="urn:schemas-microsoft-com:office:office" xmlns:r="http://schemas.openxmlformats.org/officeDocument/2006/relationships" xmlns:m="http://schemas.openxmlformats.org/officeDocument/2006/math" xmlns:v="urn:schemas-microsoft-com:vml" xmlns:wp14="http://schemas.microsoft.com/office/word/2010/wordprocessingDrawing" xmlns:wp="http://schemas.openxmlformats.org/drawingml/2006/wordprocessingDrawing" xmlns:w10="urn:schemas-microsoft-com:office:word" xmlns:w="http://schemas.openxmlformats.org/wordprocessingml/2006/main" xmlns:w14="http://schemas.microsoft.com/office/word/2010/wordml" xmlns:w15="http://schemas.microsoft.com/office/word/2012/wordml" xmlns:w16cex="http://schemas.microsoft.com/office/word/2018/wordml/cex" xmlns:w16cid="http://schemas.microsoft.com/office/word/2016/wordml/cid" xmlns:w16="http://schemas.microsoft.com/office/word/2018/wordml" xmlns:w16sdtdh="http://schemas.microsoft.com/office/word/2020/wordml/sdtdatahash" xmlns:w16se="http://schemas.microsoft.com/office/word/2015/wordml/symex" xmlns:wpg="http://schemas.microsoft.com/office/word/2010/wordprocessingGroup" xmlns:wpi="http://schemas.microsoft.com/office/word/2010/wordprocessingInk" xmlns:wne="http://schemas.microsoft.com/office/word/2006/wordml" xmlns:wps="http://schemas.microsoft.com/office/word/2010/wordprocessingShape" mc:Ignorable="w14 w15 w16se w16cid w16 w16cex w16sdtdh wp14">
+<w:numbering xmlns:wpc="http://schemas.microsoft.com/office/word/2010/wordprocessingCanvas" xmlns:cx="http://schemas.microsoft.com/office/drawing/2014/chartex" xmlns:cx1="http://schemas.microsoft.com/office/drawing/2015/9/8/chartex" xmlns:cx2="http://schemas.microsoft.com/office/drawing/2015/10/21/chartex" xmlns:cx3="http://schemas.microsoft.com/office/drawing/2016/5/9/chartex" xmlns:cx4="http://schemas.microsoft.com/office/drawing/2016/5/10/chartex" xmlns:cx5="http://schemas.microsoft.com/office/drawing/2016/5/11/chartex" xmlns:cx6="http://schemas.microsoft.com/office/drawing/2016/5/12/chartex" xmlns:cx7="http://schemas.microsoft.com/office/drawing/2016/5/13/chartex" xmlns:cx8="http://schemas.microsoft.com/office/drawing/2016/5/14/chartex" xmlns:mc="http://schemas.openxmlformats.org/markup-compatibility/2006" xmlns:aink="http://schemas.microsoft.com/office/drawing/2016/ink" xmlns:am3d="http://schemas.microsoft.com/office/drawing/2017/model3d" xmlns:o="urn:schemas-microsoft-com:office:office" xmlns:oel="http://schemas.microsoft.com/office/2019/extlst" xmlns:r="http://schemas.openxmlformats.org/officeDocument/2006/relationships" xmlns:m="http://schemas.openxmlformats.org/officeDocument/2006/math" xmlns:v="urn:schemas-microsoft-com:vml" xmlns:wp14="http://schemas.microsoft.com/office/word/2010/wordprocessingDrawing" xmlns:wp="http://schemas.openxmlformats.org/drawingml/2006/wordprocessingDrawing" xmlns:w10="urn:schemas-microsoft-com:office:word" xmlns:w="http://schemas.openxmlformats.org/wordprocessingml/2006/main" xmlns:w14="http://schemas.microsoft.com/office/word/2010/wordml" xmlns:w15="http://schemas.microsoft.com/office/word/2012/wordml" xmlns:w16cex="http://schemas.microsoft.com/office/word/2018/wordml/cex" xmlns:w16cid="http://schemas.microsoft.com/office/word/2016/wordml/cid" xmlns:w16="http://schemas.microsoft.com/office/word/2018/wordml" xmlns:w16sdtdh="http://schemas.microsoft.com/office/word/2020/wordml/sdtdatahash" xmlns:w16se="http://schemas.microsoft.com/office/word/2015/wordml/symex" xmlns:wpg="http://schemas.microsoft.com/office/word/2010/wordprocessingGroup" xmlns:wpi="http://schemas.microsoft.com/office/word/2010/wordprocessingInk" xmlns:wne="http://schemas.microsoft.com/office/word/2006/wordml" xmlns:wps="http://schemas.microsoft.com/office/word/2010/wordprocessingShape" mc:Ignorable="w14 w15 w16se w16cid w16 w16cex w16sdtdh wp14">
   <w:abstractNum w:abstractNumId="0" w15:restartNumberingAfterBreak="0">
     <w:nsid w:val="00516048"/>
     <w:multiLevelType w:val="hybridMultilevel"/>
@@ -5396,133 +5478,133 @@
       </w:pPr>
     </w:lvl>
   </w:abstractNum>
-  <w:num w:numId="1">
+  <w:num w:numId="1" w16cid:durableId="287054214">
     <w:abstractNumId w:val="29"/>
   </w:num>
-  <w:num w:numId="2">
+  <w:num w:numId="2" w16cid:durableId="1201213299">
     <w:abstractNumId w:val="7"/>
   </w:num>
-  <w:num w:numId="3">
+  <w:num w:numId="3" w16cid:durableId="1866358024">
     <w:abstractNumId w:val="7"/>
   </w:num>
-  <w:num w:numId="4">
+  <w:num w:numId="4" w16cid:durableId="1413577841">
     <w:abstractNumId w:val="7"/>
   </w:num>
-  <w:num w:numId="5">
+  <w:num w:numId="5" w16cid:durableId="1071467727">
     <w:abstractNumId w:val="7"/>
   </w:num>
-  <w:num w:numId="6">
+  <w:num w:numId="6" w16cid:durableId="667369588">
     <w:abstractNumId w:val="7"/>
   </w:num>
-  <w:num w:numId="7">
+  <w:num w:numId="7" w16cid:durableId="779840036">
     <w:abstractNumId w:val="7"/>
   </w:num>
-  <w:num w:numId="8">
+  <w:num w:numId="8" w16cid:durableId="1988703278">
     <w:abstractNumId w:val="7"/>
   </w:num>
-  <w:num w:numId="9">
+  <w:num w:numId="9" w16cid:durableId="215434551">
     <w:abstractNumId w:val="7"/>
   </w:num>
-  <w:num w:numId="10">
+  <w:num w:numId="10" w16cid:durableId="2072145888">
     <w:abstractNumId w:val="7"/>
   </w:num>
-  <w:num w:numId="11">
+  <w:num w:numId="11" w16cid:durableId="22558742">
     <w:abstractNumId w:val="7"/>
   </w:num>
-  <w:num w:numId="12">
+  <w:num w:numId="12" w16cid:durableId="1910849132">
     <w:abstractNumId w:val="14"/>
   </w:num>
-  <w:num w:numId="13">
+  <w:num w:numId="13" w16cid:durableId="1371490042">
     <w:abstractNumId w:val="2"/>
   </w:num>
-  <w:num w:numId="14">
+  <w:num w:numId="14" w16cid:durableId="197353187">
     <w:abstractNumId w:val="30"/>
   </w:num>
-  <w:num w:numId="15">
+  <w:num w:numId="15" w16cid:durableId="1529490494">
     <w:abstractNumId w:val="27"/>
   </w:num>
-  <w:num w:numId="16">
+  <w:num w:numId="16" w16cid:durableId="990477760">
     <w:abstractNumId w:val="0"/>
   </w:num>
-  <w:num w:numId="17">
+  <w:num w:numId="17" w16cid:durableId="15544940">
     <w:abstractNumId w:val="31"/>
   </w:num>
-  <w:num w:numId="18">
+  <w:num w:numId="18" w16cid:durableId="440800699">
     <w:abstractNumId w:val="8"/>
   </w:num>
-  <w:num w:numId="19">
+  <w:num w:numId="19" w16cid:durableId="1676882403">
     <w:abstractNumId w:val="16"/>
   </w:num>
-  <w:num w:numId="20">
+  <w:num w:numId="20" w16cid:durableId="1885217006">
     <w:abstractNumId w:val="7"/>
   </w:num>
-  <w:num w:numId="21">
+  <w:num w:numId="21" w16cid:durableId="340469668">
     <w:abstractNumId w:val="7"/>
   </w:num>
-  <w:num w:numId="22">
+  <w:num w:numId="22" w16cid:durableId="716702971">
     <w:abstractNumId w:val="28"/>
   </w:num>
-  <w:num w:numId="23">
+  <w:num w:numId="23" w16cid:durableId="758066593">
     <w:abstractNumId w:val="22"/>
   </w:num>
-  <w:num w:numId="24">
+  <w:num w:numId="24" w16cid:durableId="221603496">
     <w:abstractNumId w:val="18"/>
   </w:num>
-  <w:num w:numId="25">
+  <w:num w:numId="25" w16cid:durableId="1955822778">
     <w:abstractNumId w:val="10"/>
   </w:num>
-  <w:num w:numId="26">
+  <w:num w:numId="26" w16cid:durableId="1091320209">
     <w:abstractNumId w:val="15"/>
   </w:num>
-  <w:num w:numId="27">
+  <w:num w:numId="27" w16cid:durableId="1762681892">
     <w:abstractNumId w:val="3"/>
   </w:num>
-  <w:num w:numId="28">
+  <w:num w:numId="28" w16cid:durableId="1239051229">
     <w:abstractNumId w:val="26"/>
   </w:num>
-  <w:num w:numId="29">
+  <w:num w:numId="29" w16cid:durableId="362440737">
     <w:abstractNumId w:val="5"/>
   </w:num>
-  <w:num w:numId="30">
+  <w:num w:numId="30" w16cid:durableId="193352431">
     <w:abstractNumId w:val="21"/>
   </w:num>
-  <w:num w:numId="31">
+  <w:num w:numId="31" w16cid:durableId="718169776">
     <w:abstractNumId w:val="12"/>
   </w:num>
-  <w:num w:numId="32">
+  <w:num w:numId="32" w16cid:durableId="2145074526">
     <w:abstractNumId w:val="25"/>
   </w:num>
-  <w:num w:numId="33">
+  <w:num w:numId="33" w16cid:durableId="1509446856">
     <w:abstractNumId w:val="9"/>
   </w:num>
-  <w:num w:numId="34">
+  <w:num w:numId="34" w16cid:durableId="1129473294">
     <w:abstractNumId w:val="13"/>
   </w:num>
-  <w:num w:numId="35">
+  <w:num w:numId="35" w16cid:durableId="1762413682">
     <w:abstractNumId w:val="4"/>
   </w:num>
-  <w:num w:numId="36">
+  <w:num w:numId="36" w16cid:durableId="484511786">
     <w:abstractNumId w:val="11"/>
   </w:num>
-  <w:num w:numId="37">
+  <w:num w:numId="37" w16cid:durableId="80759344">
     <w:abstractNumId w:val="17"/>
   </w:num>
-  <w:num w:numId="38">
+  <w:num w:numId="38" w16cid:durableId="1085419158">
     <w:abstractNumId w:val="24"/>
   </w:num>
-  <w:num w:numId="39">
+  <w:num w:numId="39" w16cid:durableId="686103577">
     <w:abstractNumId w:val="1"/>
   </w:num>
-  <w:num w:numId="40">
+  <w:num w:numId="40" w16cid:durableId="383648251">
     <w:abstractNumId w:val="19"/>
   </w:num>
-  <w:num w:numId="41">
+  <w:num w:numId="41" w16cid:durableId="23600883">
     <w:abstractNumId w:val="23"/>
   </w:num>
-  <w:num w:numId="42">
+  <w:num w:numId="42" w16cid:durableId="737167718">
     <w:abstractNumId w:val="20"/>
   </w:num>
-  <w:num w:numId="43">
+  <w:num w:numId="43" w16cid:durableId="1697651698">
     <w:abstractNumId w:val="6"/>
   </w:num>
 </w:numbering>
@@ -18334,6 +18416,22 @@
       <w:iCs/>
     </w:rPr>
   </w:style>
+  <w:style w:type="paragraph" w:styleId="berarbeitung">
+    <w:name w:val="Revision"/>
+    <w:hidden/>
+    <w:uiPriority w:val="99"/>
+    <w:semiHidden/>
+    <w:rsid w:val="00EE52F6"/>
+    <w:pPr>
+      <w:spacing w:after="0" w:line="240" w:lineRule="auto"/>
+    </w:pPr>
+    <w:rPr>
+      <w:rFonts w:ascii="Helvetica 45" w:hAnsi="Helvetica 45"/>
+      <w:bCs/>
+      <w:sz w:val="21"/>
+      <w:lang w:eastAsia="de-DE"/>
+    </w:rPr>
+  </w:style>
 </w:styles>
 </file>
 
